--- a/交付物/课程报告（汇总）.docx
+++ b/交付物/课程报告（汇总）.docx
@@ -665,7 +665,7 @@
         <w:t>ResNet18 迁移学习（微调）</w:t>
       </w:r>
       <w:r>
-        <w:t>：ResNet18 是经典残差网络，通过跳跃连接（skip connection）缓解深层网络的梯度消失问题。迁移学习是指把在大规模数据集上学到的知识迁移到目标任务。本项目加载 ImageNet 预训练的 ResNet18，将其最后一层全连接层替换为输出 10 类的分类头，然后在 CIFAR-10 上以较小学习率对</w:t>
+        <w:t>：ResNet18 是经典残差网络，通过跳跃连接（skip connection）缓解深层网络的梯度消失问题。迁移学习是指把在大规模数据集上学到的知识迁移到目标任务。本项目加载 ImageNet 预训练的 ResNet18，将其最后一层全连接层替换为输出 10 类的分类头，然后在 CIFAR-10 上以合适的学习率对</w:t>
       </w:r>
       <w:r>
         <w:rPr>
